--- a/documentacao/arquivos/garantia-qualidade/LabMedSys - Modulo Garantia da Qualidade - Resumo Executivo.docx
+++ b/documentacao/arquivos/garantia-qualidade/LabMedSys - Modulo Garantia da Qualidade - Resumo Executivo.docx
@@ -28,7 +28,7 @@
           <w:color w:val="595959"/>
           <w:szCs w:val="20"/>
         </w:rPr>
-        <w:t xml:space="preserve">LabMedSys · Módulo Garantia da Qualidade · 23/10/2026 · André Nardacci · documento versão 1.1</w:t>
+        <w:t xml:space="preserve">LabMedSys · Módulo Garantia da Qualidade · 26/10/2026 · André Nardacci · documento versão 1.2</w:t>
       </w:r>
     </w:p>
     <w:p>
@@ -50,7 +50,7 @@
         <w:rPr>
           <w:szCs w:val="20"/>
         </w:rPr>
-        <w:t xml:space="preserve"> Resumo para a diretoria, em 23/10/2026 (testes de 12 a 22/10). O detalhe está no Relatório de Testes, no Dossiê e no registro de defeitos.</w:t>
+        <w:t xml:space="preserve"> Resumo para a diretoria, em 26/10/2026 (testes de 12 a 24/10; versão 1.2). O detalhe está no Relatório de Testes, no Dossiê e no registro de defeitos.</w:t>
       </w:r>
     </w:p>
     <w:p>
@@ -115,7 +115,7 @@
         <w:rPr>
           <w:szCs w:val="20"/>
         </w:rPr>
-        <w:t xml:space="preserve">. As telas guardam os dados, e muitas recusam campo em branco. Mas o plano de ação é aprovado sem ter sido cumprido, a mudança é liberada sem o parecer das áreas, o histórico tem lacunas e uma auditoria "Não conforme" não gera desvio. </w:t>
+        <w:t xml:space="preserve">. Mas o plano de ação é aprovado sem ter sido cumprido, a mudança é liberada sem o parecer das áreas, o histórico tem lacunas, uma auditoria "Não conforme" não gera desvio e o Estoque movimenta o lote com desvio aberto. </w:t>
       </w:r>
       <w:r>
         <w:rPr>
@@ -143,7 +143,7 @@
         <w:rPr>
           <w:szCs w:val="20"/>
         </w:rPr>
-        <w:t xml:space="preserve"> A conclusão se apoia nos 60 defeitos de gravidade Alta (59 abertos) e no defeito Crítico, e nos temas da norma que não são atendidos; o critério formal de "apto" ainda não foi escrito pela Qualidade.</w:t>
+        <w:t xml:space="preserve"> A conclusão se apoia nos 74 defeitos de gravidade Alta (73 abertos), no defeito Crítico e nos temas da norma não atendidos; o critério formal de "apto" ainda não foi escrito pela Qualidade.</w:t>
       </w:r>
     </w:p>
     <w:p>
@@ -191,8 +191,8 @@
         <w:tblLook w:val="04A0" w:firstRow="1" w:lastRow="0" w:firstColumn="1" w:lastColumn="0" w:noHBand="0" w:noVBand="1"/>
       </w:tblPr>
       <w:tblGrid>
-        <w:gridCol w:w="1793"/>
-        <w:gridCol w:w="7838"/>
+        <w:gridCol w:w="1972"/>
+        <w:gridCol w:w="7659"/>
       </w:tblGrid>
       <w:tr>
         <w:trPr>
@@ -201,7 +201,7 @@
         </w:trPr>
         <w:tc>
           <w:tcPr>
-            <w:tcW w:w="1793" w:type="dxa"/>
+            <w:tcW w:w="1972" w:type="dxa"/>
             <w:shd w:val="clear" w:color="auto" w:fill="D9D9D9" w:themeFill="background1" w:themeFillShade="D9"/>
           </w:tcPr>
           <w:p>
@@ -229,7 +229,7 @@
         </w:tc>
         <w:tc>
           <w:tcPr>
-            <w:tcW w:w="7838" w:type="dxa"/>
+            <w:tcW w:w="7659" w:type="dxa"/>
             <w:shd w:val="clear" w:color="auto" w:fill="D9D9D9" w:themeFill="background1" w:themeFillShade="D9"/>
           </w:tcPr>
           <w:p>
@@ -262,7 +262,7 @@
         </w:trPr>
         <w:tc>
           <w:tcPr>
-            <w:tcW w:w="1793" w:type="dxa"/>
+            <w:tcW w:w="1972" w:type="dxa"/>
           </w:tcPr>
           <w:p>
             <w:pPr>
@@ -285,7 +285,7 @@
         </w:tc>
         <w:tc>
           <w:tcPr>
-            <w:tcW w:w="7838" w:type="dxa"/>
+            <w:tcW w:w="7659" w:type="dxa"/>
           </w:tcPr>
           <w:p>
             <w:pPr>
@@ -302,7 +302,7 @@
                 <w:sz w:val="18"/>
                 <w:szCs w:val="20"/>
               </w:rPr>
-              <w:t xml:space="preserve">67 telas (45 com função e 22 protótipos), 5 fluxos, 857 regras, 12 achados de segurança e "O ideal"</w:t>
+              <w:t xml:space="preserve">67 telas (45 com função e 22 protótipos), 5 fluxos, 985 regras, 12 achados de segurança e "O ideal"</w:t>
             </w:r>
           </w:p>
         </w:tc>
@@ -313,7 +313,7 @@
         </w:trPr>
         <w:tc>
           <w:tcPr>
-            <w:tcW w:w="1793" w:type="dxa"/>
+            <w:tcW w:w="1972" w:type="dxa"/>
           </w:tcPr>
           <w:p>
             <w:pPr>
@@ -336,7 +336,7 @@
         </w:tc>
         <w:tc>
           <w:tcPr>
-            <w:tcW w:w="7838" w:type="dxa"/>
+            <w:tcW w:w="7659" w:type="dxa"/>
           </w:tcPr>
           <w:p>
             <w:pPr>
@@ -355,14 +355,14 @@
                 <w:bCs/>
                 <w:szCs w:val="20"/>
               </w:rPr>
-              <w:t xml:space="preserve">562 casos registrados em 4 menus</w:t>
+              <w:t xml:space="preserve">690 casos conclusivos de 723 planejados</w:t>
             </w:r>
             <w:r>
               <w:rPr>
                 <w:sz w:val="18"/>
                 <w:szCs w:val="20"/>
               </w:rPr>
-              <w:t xml:space="preserve"> (21 e 22/10): 219 passaram, 147 com ressalva, 167 falharam e 26 ficaram bloqueados, mais 3 que já tinham resultado de 12/10. Controle de Desvios 320, Controle de Mudanças 113 (as 8 telas), Autoinspeção e Auditoria 85 e Assuntos Regulatórios 44. Treinamento e Configuração só nos testes antigos</w:t>
+              <w:t xml:space="preserve"> nos seis menus (21 a 24/10): 262 passaram, 196 com ressalva, 233 falharam e 33 linhas ficaram bloqueadas. O "dia seguinte" do Treinamento está pendente de nova execução</w:t>
             </w:r>
           </w:p>
         </w:tc>
@@ -373,7 +373,7 @@
         </w:trPr>
         <w:tc>
           <w:tcPr>
-            <w:tcW w:w="1793" w:type="dxa"/>
+            <w:tcW w:w="1972" w:type="dxa"/>
           </w:tcPr>
           <w:p>
             <w:pPr>
@@ -396,7 +396,7 @@
         </w:tc>
         <w:tc>
           <w:tcPr>
-            <w:tcW w:w="7838" w:type="dxa"/>
+            <w:tcW w:w="7659" w:type="dxa"/>
           </w:tcPr>
           <w:p>
             <w:pPr>
@@ -415,14 +415,14 @@
                 <w:bCs/>
                 <w:szCs w:val="20"/>
               </w:rPr>
-              <w:t xml:space="preserve">187</w:t>
+              <w:t xml:space="preserve">234</w:t>
             </w:r>
             <w:r>
               <w:rPr>
                 <w:sz w:val="18"/>
                 <w:szCs w:val="20"/>
               </w:rPr>
-              <w:t xml:space="preserve">: 1 Crítica, 60 Alta, 86 Média e 40 Baixa; 129 funcionais, 43 de norma e 13 de acesso e segurança. Por menu: Desvios 80, Mudanças 48, Autoinspeção 34, Assuntos Regulatórios 22</w:t>
+              <w:t xml:space="preserve">: 1 Crítica, 74 Alta, 108 Média e 51 Baixa (231 abertos); 161 funcionais, 51 de norma e 19 de acesso e segurança.</w:t>
             </w:r>
           </w:p>
         </w:tc>
@@ -433,7 +433,7 @@
         </w:trPr>
         <w:tc>
           <w:tcPr>
-            <w:tcW w:w="1793" w:type="dxa"/>
+            <w:tcW w:w="1972" w:type="dxa"/>
           </w:tcPr>
           <w:p>
             <w:pPr>
@@ -456,7 +456,7 @@
         </w:tc>
         <w:tc>
           <w:tcPr>
-            <w:tcW w:w="7838" w:type="dxa"/>
+            <w:tcW w:w="7659" w:type="dxa"/>
           </w:tcPr>
           <w:p>
             <w:pPr>
@@ -473,7 +473,7 @@
                 <w:sz w:val="18"/>
                 <w:szCs w:val="20"/>
               </w:rPr>
-              <w:t xml:space="preserve">6 funcionam com falhas; 28 com falha grave (as 8 de Mudanças); 5 bloqueadas no teste; 5 não testadas; 1 não abre; 22 protótipos</w:t>
+              <w:t xml:space="preserve">11 funcionam com falhas; 30 com falha grave; 3 bloqueadas no teste; 1 não abre; 22 protótipos; nenhuma funciona sem defeito</w:t>
             </w:r>
           </w:p>
         </w:tc>
@@ -529,8 +529,8 @@
         <w:tblLook w:val="04A0" w:firstRow="1" w:lastRow="0" w:firstColumn="1" w:lastColumn="0" w:noHBand="0" w:noVBand="1"/>
       </w:tblPr>
       <w:tblGrid>
-        <w:gridCol w:w="6350"/>
-        <w:gridCol w:w="3281"/>
+        <w:gridCol w:w="6483"/>
+        <w:gridCol w:w="3148"/>
       </w:tblGrid>
       <w:tr>
         <w:trPr>
@@ -539,7 +539,7 @@
         </w:trPr>
         <w:tc>
           <w:tcPr>
-            <w:tcW w:w="6350" w:type="dxa"/>
+            <w:tcW w:w="6483" w:type="dxa"/>
             <w:shd w:val="clear" w:color="auto" w:fill="D9D9D9" w:themeFill="background1" w:themeFillShade="D9"/>
           </w:tcPr>
           <w:p>
@@ -567,7 +567,7 @@
         </w:tc>
         <w:tc>
           <w:tcPr>
-            <w:tcW w:w="3281" w:type="dxa"/>
+            <w:tcW w:w="3148" w:type="dxa"/>
             <w:shd w:val="clear" w:color="auto" w:fill="D9D9D9" w:themeFill="background1" w:themeFillShade="D9"/>
           </w:tcPr>
           <w:p>
@@ -600,7 +600,7 @@
         </w:trPr>
         <w:tc>
           <w:tcPr>
-            <w:tcW w:w="6350" w:type="dxa"/>
+            <w:tcW w:w="6483" w:type="dxa"/>
           </w:tcPr>
           <w:p>
             <w:pPr>
@@ -623,7 +623,7 @@
         </w:tc>
         <w:tc>
           <w:tcPr>
-            <w:tcW w:w="3281" w:type="dxa"/>
+            <w:tcW w:w="3148" w:type="dxa"/>
           </w:tcPr>
           <w:p>
             <w:pPr>
@@ -651,7 +651,7 @@
         </w:trPr>
         <w:tc>
           <w:tcPr>
-            <w:tcW w:w="6350" w:type="dxa"/>
+            <w:tcW w:w="6483" w:type="dxa"/>
           </w:tcPr>
           <w:p>
             <w:pPr>
@@ -668,13 +668,13 @@
                 <w:sz w:val="18"/>
                 <w:szCs w:val="20"/>
               </w:rPr>
-              <w:t xml:space="preserve">A mudança é liberada sem parecer das áreas, com área que "não aceitou" ou sem área alguma; não pode ser recusada (não há Reprovar na Pré-Avaliação nem na Finalização); o plano é finalizado sem ação ou com ação pendente (DV-GQ-003, 004, 005, 235, 244, 247, 258); o servidor aceita o que a tela esconde</w:t>
+              <w:t xml:space="preserve">A mudança é liberada sem parecer das áreas, com área que "não aceitou" ou sem área alguma; não pode ser recusada; a temporária vencida segue Aceita e a ação atrasada fecha sem motivo (DV-GQ-003, 004, 235, 244, 258, 265, 267); o servidor aceita o que a tela esconde</w:t>
             </w:r>
           </w:p>
         </w:tc>
         <w:tc>
           <w:tcPr>
-            <w:tcW w:w="3281" w:type="dxa"/>
+            <w:tcW w:w="3148" w:type="dxa"/>
           </w:tcPr>
           <w:p>
             <w:pPr>
@@ -702,7 +702,7 @@
         </w:trPr>
         <w:tc>
           <w:tcPr>
-            <w:tcW w:w="6350" w:type="dxa"/>
+            <w:tcW w:w="6483" w:type="dxa"/>
           </w:tcPr>
           <w:p>
             <w:pPr>
@@ -719,13 +719,80 @@
                 <w:sz w:val="18"/>
                 <w:szCs w:val="20"/>
               </w:rPr>
-              <w:t xml:space="preserve">O histórico tem lacunas: cancelamento do desvio, avaliação da área, desvios da auditoria, aprovação final e execução da mudança, exclusão de processo regulatório e de desvio da auditoria não deixam registro; duas datas vêm do navegador (DV-GQ-001, 006, 019, 036, 039, 042, 047, 098, 115, 200, 256)</w:t>
+              <w:t xml:space="preserve">O desvio não segura o lote: a busca de produto e de material não devolve nada e </w:t>
+            </w:r>
+            <w:r>
+              <w:rPr>
+                <w:sz w:val="18"/>
+                <w:b/>
+                <w:bCs/>
+                <w:szCs w:val="20"/>
+              </w:rPr>
+              <w:t xml:space="preserve">o Estoque transferiu o lote com o desvio aberto</w:t>
+            </w:r>
+            <w:r>
+              <w:rPr>
+                <w:sz w:val="18"/>
+                <w:szCs w:val="20"/>
+              </w:rPr>
+              <w:t xml:space="preserve">, sem aviso (DV-GQ-010, 329)</w:t>
             </w:r>
           </w:p>
         </w:tc>
         <w:tc>
           <w:tcPr>
-            <w:tcW w:w="3281" w:type="dxa"/>
+            <w:tcW w:w="3148" w:type="dxa"/>
+          </w:tcPr>
+          <w:p>
+            <w:pPr>
+              <w:widowControl/>
+              <w:spacing w:after="0" w:line="276" w:lineRule="auto"/>
+              <w:jc w:val="left"/>
+              <w:rPr>
+                <w:sz w:val="18"/>
+                <w:szCs w:val="18"/>
+              </w:rPr>
+            </w:pPr>
+            <w:r>
+              <w:rPr>
+                <w:sz w:val="18"/>
+                <w:szCs w:val="20"/>
+              </w:rPr>
+              <w:t xml:space="preserve">Lote com desvio aberto pode ser liberado (art. 8º, IX e XV; arts. 332 e 335)</w:t>
+            </w:r>
+          </w:p>
+        </w:tc>
+      </w:tr>
+      <w:tr>
+        <w:trPr>
+          <w:cantSplit/>
+        </w:trPr>
+        <w:tc>
+          <w:tcPr>
+            <w:tcW w:w="6483" w:type="dxa"/>
+          </w:tcPr>
+          <w:p>
+            <w:pPr>
+              <w:widowControl/>
+              <w:spacing w:after="0" w:line="276" w:lineRule="auto"/>
+              <w:jc w:val="left"/>
+              <w:rPr>
+                <w:sz w:val="18"/>
+                <w:szCs w:val="18"/>
+              </w:rPr>
+            </w:pPr>
+            <w:r>
+              <w:rPr>
+                <w:sz w:val="18"/>
+                <w:szCs w:val="20"/>
+              </w:rPr>
+              <w:t xml:space="preserve">O histórico tem lacunas: cancelamento do desvio, avaliação da área, desvios da auditoria, execução da mudança e exclusões (inclusive de treinamento) não deixam registro; duas datas vêm do navegador (DV-GQ-001, 006, 019, 036, 039, 042, 098, 256, 313, entre outros)</w:t>
+            </w:r>
+          </w:p>
+        </w:tc>
+        <w:tc>
+          <w:tcPr>
+            <w:tcW w:w="3148" w:type="dxa"/>
           </w:tcPr>
           <w:p>
             <w:pPr>
@@ -753,7 +820,7 @@
         </w:trPr>
         <w:tc>
           <w:tcPr>
-            <w:tcW w:w="6350" w:type="dxa"/>
+            <w:tcW w:w="6483" w:type="dxa"/>
           </w:tcPr>
           <w:p>
             <w:pPr>
@@ -770,13 +837,13 @@
                 <w:sz w:val="18"/>
                 <w:szCs w:val="20"/>
               </w:rPr>
-              <w:t xml:space="preserve">Qualquer usuário de consulta se promove a Nível 3 (DV-GQ-009, Crítica); a mesma pessoa escreve, executa e aprova o plano (DV-GQ-023)</w:t>
+              <w:t xml:space="preserve">Qualquer usuário de consulta se promove a Nível 3 (DV-GQ-009, Crítica); a mesma pessoa escreve, executa e aprova (DV-GQ-023); o usuário de uma área conclui a ação de outra (DV-GQ-277)</w:t>
             </w:r>
           </w:p>
         </w:tc>
         <w:tc>
           <w:tcPr>
-            <w:tcW w:w="3281" w:type="dxa"/>
+            <w:tcW w:w="3148" w:type="dxa"/>
           </w:tcPr>
           <w:p>
             <w:pPr>
@@ -804,7 +871,7 @@
         </w:trPr>
         <w:tc>
           <w:tcPr>
-            <w:tcW w:w="6350" w:type="dxa"/>
+            <w:tcW w:w="6483" w:type="dxa"/>
           </w:tcPr>
           <w:p>
             <w:pPr>
@@ -821,13 +888,13 @@
                 <w:sz w:val="18"/>
                 <w:szCs w:val="20"/>
               </w:rPr>
-              <w:t xml:space="preserve">O desvio não segura o lote: a busca de produto e de material não devolve nada, o desvio é salvo sem item e o lote é só texto (DV-GQ-010)</w:t>
+              <w:t xml:space="preserve">O treinamento não habilita nem bloqueia ninguém: o ausente sai "Suficiente", o vencido não avisa e continua trabalhando, o programa não tem aprovação e o relatório de Acompanhamento falha (DV-GQ-300, 301, 320, 322)</w:t>
             </w:r>
           </w:p>
         </w:tc>
         <w:tc>
           <w:tcPr>
-            <w:tcW w:w="3281" w:type="dxa"/>
+            <w:tcW w:w="3148" w:type="dxa"/>
           </w:tcPr>
           <w:p>
             <w:pPr>
@@ -844,7 +911,7 @@
                 <w:sz w:val="18"/>
                 <w:szCs w:val="20"/>
               </w:rPr>
-              <w:t xml:space="preserve">Lote com desvio aberto pode ser liberado (art. 8º, IX e XV; arts. 332 e 335)</w:t>
+              <w:t xml:space="preserve">Pessoa sem treinamento comprovado (arts. 39 a 46)</w:t>
             </w:r>
           </w:p>
         </w:tc>
@@ -855,7 +922,7 @@
         </w:trPr>
         <w:tc>
           <w:tcPr>
-            <w:tcW w:w="6350" w:type="dxa"/>
+            <w:tcW w:w="6483" w:type="dxa"/>
           </w:tcPr>
           <w:p>
             <w:pPr>
@@ -872,13 +939,13 @@
                 <w:sz w:val="18"/>
                 <w:szCs w:val="20"/>
               </w:rPr>
-              <w:t xml:space="preserve">A auditoria "Não conforme" não abre desvio (DV-GQ-099); não existe tipo de auditoria de fornecedor (DV-GQ-111); não há como reabrir (DV-GQ-112); auditoria com inspetor externo não pode ser registrada (DV-GQ-118)</w:t>
+              <w:t xml:space="preserve">A auditoria "Não conforme" não abre desvio (DV-GQ-099); não existe tipo de fornecedor (DV-GQ-111); não há como reabrir (DV-GQ-112); inspetor externo não registra (DV-GQ-118)</w:t>
             </w:r>
           </w:p>
         </w:tc>
         <w:tc>
           <w:tcPr>
-            <w:tcW w:w="3281" w:type="dxa"/>
+            <w:tcW w:w="3148" w:type="dxa"/>
           </w:tcPr>
           <w:p>
             <w:pPr>
@@ -906,7 +973,7 @@
         </w:trPr>
         <w:tc>
           <w:tcPr>
-            <w:tcW w:w="6350" w:type="dxa"/>
+            <w:tcW w:w="6483" w:type="dxa"/>
           </w:tcPr>
           <w:p>
             <w:pPr>
@@ -923,64 +990,13 @@
                 <w:sz w:val="18"/>
                 <w:szCs w:val="20"/>
               </w:rPr>
-              <w:t xml:space="preserve">A Programação de Treinamento não salva pelo caminho normal (DV-GQ-013): não há turma, conclusão nem vencimento</w:t>
+              <w:t xml:space="preserve">Processos exigidos que o sistema não tem: reclamações, recolhimento e revisão gerencial não existem; revisão do produto, validação, qualificação e calibração são protótipos; três telas do registro de produto estão fora do menu (achado, DV-GQ-015)</w:t>
             </w:r>
           </w:p>
         </w:tc>
         <w:tc>
           <w:tcPr>
-            <w:tcW w:w="3281" w:type="dxa"/>
-          </w:tcPr>
-          <w:p>
-            <w:pPr>
-              <w:widowControl/>
-              <w:spacing w:after="0" w:line="276" w:lineRule="auto"/>
-              <w:jc w:val="left"/>
-              <w:rPr>
-                <w:sz w:val="18"/>
-                <w:szCs w:val="18"/>
-              </w:rPr>
-            </w:pPr>
-            <w:r>
-              <w:rPr>
-                <w:sz w:val="18"/>
-                <w:szCs w:val="20"/>
-              </w:rPr>
-              <w:t xml:space="preserve">Pessoa sem treinamento comprovado (arts. 39 a 46)</w:t>
-            </w:r>
-          </w:p>
-        </w:tc>
-      </w:tr>
-      <w:tr>
-        <w:trPr>
-          <w:cantSplit/>
-        </w:trPr>
-        <w:tc>
-          <w:tcPr>
-            <w:tcW w:w="6350" w:type="dxa"/>
-          </w:tcPr>
-          <w:p>
-            <w:pPr>
-              <w:widowControl/>
-              <w:spacing w:after="0" w:line="276" w:lineRule="auto"/>
-              <w:jc w:val="left"/>
-              <w:rPr>
-                <w:sz w:val="18"/>
-                <w:szCs w:val="18"/>
-              </w:rPr>
-            </w:pPr>
-            <w:r>
-              <w:rPr>
-                <w:sz w:val="18"/>
-                <w:szCs w:val="20"/>
-              </w:rPr>
-              <w:t xml:space="preserve">Processos exigidos que o sistema não tem: reclamações, recolhimento e revisão gerencial não existem; revisão do produto, validação, qualificação e calibração são protótipos</w:t>
-            </w:r>
-          </w:p>
-        </w:tc>
-        <w:tc>
-          <w:tcPr>
-            <w:tcW w:w="3281" w:type="dxa"/>
+            <w:tcW w:w="3148" w:type="dxa"/>
           </w:tcPr>
           <w:p>
             <w:pPr>
@@ -1040,7 +1056,7 @@
         <w:rPr>
           <w:szCs w:val="20"/>
         </w:rPr>
-        <w:t xml:space="preserve">Campos obrigatórios com recusa na maior parte das telas; justificativa e histórico com valor antigo e novo em várias alterações; cancelamento com justificativa e histórico em duas telas; número sequencial do desvio; a corrente da mudança anda da solicitação ao "Aceito"; roteiro, programação e início da autoinspeção.</w:t>
+        <w:t xml:space="preserve">Campos obrigatórios com recusa na maior parte das telas; justificativa e histórico com valor antigo e novo em várias alterações (inclusive a Conclusão do Treinamento); número sequencial do desvio; a corrente da mudança anda da solicitação ao "Aceito"; roteiro, programação e início da autoinspeção.</w:t>
       </w:r>
     </w:p>
     <w:p>
@@ -1117,7 +1133,7 @@
         <w:rPr>
           <w:szCs w:val="20"/>
         </w:rPr>
-        <w:t xml:space="preserve"> só o Nível 3 muda níveis, e toda gravação confere a permissão no servidor (DV-GQ-009, 002, 003, 005, 007).</w:t>
+        <w:t xml:space="preserve"> só o Nível 3 muda níveis, e toda gravação confere a permissão no servidor (DV-GQ-009, 002, 003, 005, 007, 277, 326).</w:t>
       </w:r>
     </w:p>
     <w:p>
@@ -1237,7 +1253,7 @@
         <w:rPr>
           <w:szCs w:val="20"/>
         </w:rPr>
-        <w:t xml:space="preserve"> até a decisão da Garantia da Qualidade.</w:t>
+        <w:t xml:space="preserve"> em todos os módulos até a decisão da GQ.</w:t>
       </w:r>
     </w:p>
     <w:p>
@@ -1357,7 +1373,7 @@
         <w:rPr>
           <w:szCs w:val="20"/>
         </w:rPr>
-        <w:t xml:space="preserve"> Programação de Treinamento, seleção única do Registro, mudança com "Outros", roteiro com aspas, anexos da Avaliação.</w:t>
+        <w:t xml:space="preserve"> Programação e Acompanhamento do Treinamento, seleção única do Registro, anexos da mudança, mudança com "Outros", roteiro com aspas.</w:t>
       </w:r>
     </w:p>
     <w:p>
@@ -1397,7 +1413,7 @@
         <w:rPr>
           <w:szCs w:val="20"/>
         </w:rPr>
-        <w:t xml:space="preserve"> (reclamações, recolhimento, revisão gerencial e do produto, validação e calibração).</w:t>
+        <w:t xml:space="preserve"> (reclamações, recolhimento, revisão gerencial e do produto, validação e calibração) e dar entrada no menu às telas do registro de produto.</w:t>
       </w:r>
     </w:p>
     <w:p>
@@ -1454,13 +1470,27 @@
           <w:bCs/>
           <w:szCs w:val="20"/>
         </w:rPr>
-        <w:t xml:space="preserve">O que não foi testado em tela:</w:t>
+        <w:t xml:space="preserve">Pendente de nova execução (login do cadastro):</w:t>
       </w:r>
       <w:r>
         <w:rPr>
           <w:szCs w:val="20"/>
         </w:rPr>
-        <w:t xml:space="preserve"> Treinamento (8 telas) e Configuração além dos testes antigos (uma rodada de Treinamento estava em andamento); 3 casos de segurança dos Desvios; o "dia seguinte"; 6 casos bloqueados de Mudanças e o acesso pelo endereço da tela; o registro por inspetor externo. </w:t>
+        <w:t xml:space="preserve"> o "dia seguinte" do Treinamento (vencimento e consulta no Estoque e na Produção). </w:t>
+      </w:r>
+      <w:r>
+        <w:rPr>
+          <w:b/>
+          <w:bCs/>
+          <w:szCs w:val="20"/>
+        </w:rPr>
+        <w:t xml:space="preserve">Não testado em tela:</w:t>
+      </w:r>
+      <w:r>
+        <w:rPr>
+          <w:szCs w:val="20"/>
+        </w:rPr>
+        <w:t xml:space="preserve"> o acesso pelo endereço da tela, o registro por inspetor externo e as telas do registro de produto, que estão fora do menu (achado). </w:t>
       </w:r>
       <w:r>
         <w:rPr>
@@ -1474,7 +1504,7 @@
         <w:rPr>
           <w:szCs w:val="20"/>
         </w:rPr>
-        <w:t xml:space="preserve"> com a rodada de Treinamento e Configuração, as respostas da Qualidade às perguntas em aberto ou, na Autoinspeção, uma rodada 3 após correções.</w:t>
+        <w:t xml:space="preserve"> com a repetição do dia seguinte, as respostas da Qualidade às perguntas em aberto ou uma rodada após correções.</w:t>
       </w:r>
     </w:p>
     <w:p>
